--- a/techfin-controller/src/main/resources/templates/sxd/报告模板.docx
+++ b/techfin-controller/src/main/resources/templates/sxd/报告模板.docx
@@ -337,13 +337,63 @@
     <w:p/>
     <w:p>
       <w:r>
+        <w:t>二、商业计划书提取文本</w:t>
+      </w:r>
+    </w:p>
+    <w:p>
+      <w:r>
+        <w:t>{{dib_manage_company_profile}}</w:t>
+      </w:r>
+    </w:p>
+    <w:p>
+      <w:r>
+        <w:t>{{dib_director_keyresume}}</w:t>
+      </w:r>
+    </w:p>
+    <w:p>
+      <w:r>
+        <w:t>{{dib_manage_business_and_products}}</w:t>
+      </w:r>
+    </w:p>
+    <w:p>
+      <w:r>
+        <w:t>{{dib_manage_business_circumstance}}</w:t>
+      </w:r>
+    </w:p>
+    <w:p>
+      <w:r>
+        <w:t>{{dib_company_qualification}}</w:t>
+      </w:r>
+    </w:p>
+    <w:p>
+      <w:r>
+        <w:t>{{dib_manage_progressiveness_description}}</w:t>
+      </w:r>
+    </w:p>
+    <w:p>
+      <w:r>
+        <w:t>{{dib_manage_competitive_advantages}}</w:t>
+      </w:r>
+    </w:p>
+    <w:p>
+      <w:r>
+        <w:t>{{dib_manage_development_strategy}}</w:t>
+      </w:r>
+    </w:p>
+    <w:p>
+      <w:r>
+        <w:t>{{dib_manage_y_industry_analysis}}</w:t>
+      </w:r>
+    </w:p>
+    <w:p>
+      <w:r>
         <w:rPr>
           <w:b w:val="on"/>
           <w:sz w:val="28"/>
           <w:rFonts w:ascii="微软雅黑" w:hAnsi="微软雅黑" w:cs="微软雅黑" w:eastAsia="微软雅黑"/>
           <w:color w:val="1F4E79"/>
         </w:rPr>
-        <w:t>二、资产负债表关键科目</w:t>
+        <w:t>三、资产负债表关键科目</w:t>
       </w:r>
     </w:p>
     <w:p/>
@@ -365,7 +415,7 @@
           <w:rFonts w:ascii="微软雅黑" w:hAnsi="微软雅黑" w:cs="微软雅黑" w:eastAsia="微软雅黑"/>
           <w:color w:val="1F4E79"/>
         </w:rPr>
-        <w:t>三、利润表关键科目</w:t>
+        <w:t>四、利润表关键科目</w:t>
       </w:r>
     </w:p>
     <w:p/>
